--- a/files/HR_17_Candidate_Profile.docx
+++ b/files/HR_17_Candidate_Profile.docx
@@ -4,554 +4,1304 @@
   <w:body>
     <w:p>
       <w:pPr>
-        <w:spacing w:before="0" w:after="80"/>
+        <w:jc w:val="left"/>
       </w:pPr>
       <w:r>
         <w:rPr>
           <w:b/>
-          <w:color w:val="057A50"/>
+          <w:color w:val="6B7280"/>
           <w:sz w:val="18"/>
         </w:rPr>
-        <w:t>ZAVA MALAYSIA SDN. BHD.</w:t>
+        <w:t>ZAVA CONGLOMERATE</w:t>
       </w:r>
     </w:p>
     <w:p>
       <w:pPr>
-        <w:spacing w:before="0" w:after="40"/>
+        <w:spacing w:after="40"/>
       </w:pPr>
       <w:r>
         <w:rPr>
-          <w:color w:val="555555"/>
-          <w:sz w:val="16"/>
+          <w:b/>
+          <w:color w:val="1F2D55"/>
+          <w:sz w:val="44"/>
         </w:rPr>
-        <w:t>Level 25, Menara Zava, Jalan Sultan Ismail, 50250 Kuala Lumpur</w:t>
+        <w:t>HR 17 Candidate Profile</w:t>
       </w:r>
     </w:p>
     <w:p>
       <w:pPr>
-        <w:spacing w:before="0" w:after="240"/>
+        <w:spacing w:after="200"/>
       </w:pPr>
       <w:r>
         <w:rPr>
-          <w:color w:val="555555"/>
-          <w:sz w:val="16"/>
+          <w:i/>
+          <w:color w:val="4B5B7C"/>
+          <w:sz w:val="22"/>
         </w:rPr>
-        <w:t>Tel: +603-2345 6789  |  hr@zava.com.my</w:t>
-      </w:r>
-    </w:p>
-    <w:p>
-      <w:r>
-        <w:rPr>
-          <w:sz w:val="14"/>
-        </w:rPr>
-        <w:t>────────────────────────────────────────────────────────────────────────────────</w:t>
+        <w:t>Candidate Profiles · Confidential</w:t>
       </w:r>
     </w:p>
     <w:p>
       <w:pPr>
-        <w:spacing w:before="200" w:after="80"/>
+        <w:spacing w:after="40"/>
       </w:pPr>
       <w:r>
         <w:rPr>
           <w:b/>
-          <w:color w:val="1E3A5F"/>
-          <w:sz w:val="28"/>
+          <w:color w:val="1F2D55"/>
+          <w:sz w:val="20"/>
         </w:rPr>
-        <w:t>CANDIDATE PROFILE</w:t>
+        <w:t xml:space="preserve">Purpose:  </w:t>
+      </w:r>
+      <w:r>
+        <w:rPr>
+          <w:sz w:val="20"/>
+        </w:rPr>
+        <w:t>Shortlist review for the role indicated in the file title</w:t>
       </w:r>
     </w:p>
     <w:p>
       <w:pPr>
-        <w:spacing w:before="0" w:after="320"/>
+        <w:spacing w:after="40"/>
       </w:pPr>
       <w:r>
         <w:rPr>
-          <w:i/>
-          <w:color w:val="555555"/>
+          <w:b/>
+          <w:color w:val="1F2D55"/>
           <w:sz w:val="20"/>
         </w:rPr>
-        <w:t>For HR Reference — Offer Letter Preparation</w:t>
+        <w:t xml:space="preserve">Prepared by:  </w:t>
+      </w:r>
+      <w:r>
+        <w:rPr>
+          <w:sz w:val="20"/>
+        </w:rPr>
+        <w:t>Group Talent Acquisition (with Russell Reynolds support)</w:t>
+      </w:r>
+    </w:p>
+    <w:p>
+      <w:pPr>
+        <w:spacing w:after="40"/>
+      </w:pPr>
+      <w:r>
+        <w:rPr>
+          <w:b/>
+          <w:color w:val="1F2D55"/>
+          <w:sz w:val="20"/>
+        </w:rPr>
+        <w:t xml:space="preserve">Issue date:  </w:t>
+      </w:r>
+      <w:r>
+        <w:rPr>
+          <w:sz w:val="20"/>
+        </w:rPr>
+        <w:t>14 May 2026</w:t>
+      </w:r>
+    </w:p>
+    <w:p>
+      <w:pPr>
+        <w:spacing w:after="40"/>
+      </w:pPr>
+      <w:r>
+        <w:rPr>
+          <w:b/>
+          <w:color w:val="1F2D55"/>
+          <w:sz w:val="20"/>
+        </w:rPr>
+        <w:t xml:space="preserve">Classification:  </w:t>
+      </w:r>
+      <w:r>
+        <w:rPr>
+          <w:sz w:val="20"/>
+        </w:rPr>
+        <w:t>Confidential — HR Committee distribution only</w:t>
+      </w:r>
+    </w:p>
+    <w:p>
+      <w:pPr>
+        <w:spacing w:after="40"/>
+      </w:pPr>
+      <w:r>
+        <w:rPr>
+          <w:b/>
+          <w:color w:val="1F2D55"/>
+          <w:sz w:val="20"/>
+        </w:rPr>
+        <w:t xml:space="preserve">Source file:  </w:t>
+      </w:r>
+      <w:r>
+        <w:rPr>
+          <w:sz w:val="20"/>
+        </w:rPr>
+        <w:t>HR_17_Candidate_Profile.docx</w:t>
+      </w:r>
+    </w:p>
+    <w:p>
+      <w:pPr>
+        <w:spacing w:before="240" w:after="80"/>
+      </w:pPr>
+      <w:r>
+        <w:rPr>
+          <w:b/>
+          <w:color w:val="1F2D55"/>
+          <w:sz w:val="26"/>
+        </w:rPr>
+        <w:t>Executive summary</w:t>
+      </w:r>
+    </w:p>
+    <w:p>
+      <w:pPr>
+        <w:spacing w:after="80"/>
+      </w:pPr>
+      <w:r>
+        <w:rPr>
+          <w:i w:val="0"/>
+          <w:sz w:val="20"/>
+        </w:rPr>
+        <w:t>Six candidates progressed to the long-list; five completed initial interviews; three are presented for shortlist review. All three meet the role-critical criteria. Each has differentiated strengths and trade-offs noted below. References are pending; offer trajectory subject to Compensation Committee.</w:t>
+      </w:r>
+    </w:p>
+    <w:p>
+      <w:pPr>
+        <w:spacing w:before="240" w:after="80"/>
+      </w:pPr>
+      <w:r>
+        <w:rPr>
+          <w:b/>
+          <w:color w:val="1F2D55"/>
+          <w:sz w:val="26"/>
+        </w:rPr>
+        <w:t>Candidate 1 — Candidate A — Dr Aisyah Rahman</w:t>
+      </w:r>
+    </w:p>
+    <w:p>
+      <w:pPr>
+        <w:spacing w:after="40"/>
+      </w:pPr>
+      <w:r>
+        <w:rPr>
+          <w:b/>
+          <w:color w:val="1F2D55"/>
+          <w:sz w:val="20"/>
+        </w:rPr>
+        <w:t xml:space="preserve">Current role:  </w:t>
+      </w:r>
+      <w:r>
+        <w:rPr>
+          <w:sz w:val="20"/>
+        </w:rPr>
+        <w:t>Group COO (Industrial Manufacturing peer)</w:t>
+      </w:r>
+    </w:p>
+    <w:p>
+      <w:pPr>
+        <w:spacing w:after="40"/>
+      </w:pPr>
+      <w:r>
+        <w:rPr>
+          <w:b/>
+          <w:color w:val="1F2D55"/>
+          <w:sz w:val="20"/>
+        </w:rPr>
+        <w:t xml:space="preserve">Qualifications:  </w:t>
+      </w:r>
+      <w:r>
+        <w:rPr>
+          <w:sz w:val="20"/>
+        </w:rPr>
+        <w:t>MBA INSEAD; BE (Hons) Mechanical, UPM; Six Sigma Black Belt.</w:t>
+      </w:r>
+    </w:p>
+    <w:p>
+      <w:pPr>
+        <w:spacing w:after="80"/>
+      </w:pPr>
+      <w:r>
+        <w:rPr>
+          <w:i w:val="0"/>
+          <w:sz w:val="20"/>
+        </w:rPr>
+        <w:t>18 years operating leadership across multi-site manufacturing in MY/ID/TH. Most recently led a USD 2.1B operating unit; delivered MYR 380m run-rate from a 3-year continuous-improvement programme. Board director on two ASEAN-listed industrials.</w:t>
+      </w:r>
+    </w:p>
+    <w:p>
+      <w:pPr>
+        <w:spacing w:before="160" w:after="40"/>
+      </w:pPr>
+      <w:r>
+        <w:rPr>
+          <w:b/>
+          <w:color w:val="4B5B7C"/>
+          <w:sz w:val="22"/>
+        </w:rPr>
+        <w:t>Strengths</w:t>
+      </w:r>
+    </w:p>
+    <w:p>
+      <w:pPr>
+        <w:pStyle w:val="ListBullet"/>
+        <w:spacing w:after="40"/>
+      </w:pPr>
+      <w:r>
+        <w:rPr>
+          <w:sz w:val="20"/>
+        </w:rPr>
+        <w:t>Operational excellence — top-quartile delivery track record.</w:t>
+      </w:r>
+    </w:p>
+    <w:p>
+      <w:pPr>
+        <w:pStyle w:val="ListBullet"/>
+        <w:spacing w:after="40"/>
+      </w:pPr>
+      <w:r>
+        <w:rPr>
+          <w:sz w:val="20"/>
+        </w:rPr>
+        <w:t>Cross-border execution — fluent in MY, ID, TH operating contexts.</w:t>
+      </w:r>
+    </w:p>
+    <w:p>
+      <w:pPr>
+        <w:pStyle w:val="ListBullet"/>
+        <w:spacing w:after="40"/>
+      </w:pPr>
+      <w:r>
+        <w:rPr>
+          <w:sz w:val="20"/>
+        </w:rPr>
+        <w:t>Talent magnet — three of her direct reports are now CEOs elsewhere.</w:t>
+      </w:r>
+    </w:p>
+    <w:p>
+      <w:pPr>
+        <w:spacing w:before="160" w:after="40"/>
+      </w:pPr>
+      <w:r>
+        <w:rPr>
+          <w:b/>
+          <w:color w:val="4B5B7C"/>
+          <w:sz w:val="22"/>
+        </w:rPr>
+        <w:t>Considerations</w:t>
+      </w:r>
+    </w:p>
+    <w:p>
+      <w:pPr>
+        <w:pStyle w:val="ListBullet"/>
+        <w:spacing w:after="40"/>
+      </w:pPr>
+      <w:r>
+        <w:rPr>
+          <w:sz w:val="20"/>
+        </w:rPr>
+        <w:t>Limited consumer / digital exposure — would benefit from a pairing.</w:t>
+      </w:r>
+    </w:p>
+    <w:p>
+      <w:pPr>
+        <w:pStyle w:val="ListBullet"/>
+        <w:spacing w:after="40"/>
+      </w:pPr>
+      <w:r>
+        <w:rPr>
+          <w:sz w:val="20"/>
+        </w:rPr>
+        <w:t>Compensation expectation at the top of band — managed via LTI mix.</w:t>
+      </w:r>
+    </w:p>
+    <w:p>
+      <w:pPr>
+        <w:spacing w:before="160" w:after="40"/>
+      </w:pPr>
+      <w:r>
+        <w:rPr>
+          <w:b/>
+          <w:color w:val="4B5B7C"/>
+          <w:sz w:val="22"/>
+        </w:rPr>
+        <w:t>Reference checks</w:t>
+      </w:r>
+    </w:p>
+    <w:p>
+      <w:pPr>
+        <w:spacing w:after="80"/>
+      </w:pPr>
+      <w:r>
+        <w:rPr>
+          <w:i w:val="0"/>
+          <w:sz w:val="20"/>
+        </w:rPr>
+        <w:t>Three professional references identified per candidate; pending direct outreach. Two character references on file.</w:t>
+      </w:r>
+    </w:p>
+    <w:p>
+      <w:pPr>
+        <w:spacing w:before="240" w:after="80"/>
+      </w:pPr>
+      <w:r>
+        <w:rPr>
+          <w:b/>
+          <w:color w:val="1F2D55"/>
+          <w:sz w:val="26"/>
+        </w:rPr>
+        <w:t>Candidate 2 — Candidate B — Mr Daniel Tan</w:t>
+      </w:r>
+    </w:p>
+    <w:p>
+      <w:pPr>
+        <w:spacing w:after="40"/>
+      </w:pPr>
+      <w:r>
+        <w:rPr>
+          <w:b/>
+          <w:color w:val="1F2D55"/>
+          <w:sz w:val="20"/>
+        </w:rPr>
+        <w:t xml:space="preserve">Current role:  </w:t>
+      </w:r>
+      <w:r>
+        <w:rPr>
+          <w:sz w:val="20"/>
+        </w:rPr>
+        <w:t>Group MD (Diversified ASEAN holding)</w:t>
+      </w:r>
+    </w:p>
+    <w:p>
+      <w:pPr>
+        <w:spacing w:after="40"/>
+      </w:pPr>
+      <w:r>
+        <w:rPr>
+          <w:b/>
+          <w:color w:val="1F2D55"/>
+          <w:sz w:val="20"/>
+        </w:rPr>
+        <w:t xml:space="preserve">Qualifications:  </w:t>
+      </w:r>
+      <w:r>
+        <w:rPr>
+          <w:sz w:val="20"/>
+        </w:rPr>
+        <w:t>MBA Wharton; BSc (Hons) Economics, LSE.</w:t>
+      </w:r>
+    </w:p>
+    <w:p>
+      <w:pPr>
+        <w:spacing w:after="80"/>
+      </w:pPr>
+      <w:r>
+        <w:rPr>
+          <w:i w:val="0"/>
+          <w:sz w:val="20"/>
+        </w:rPr>
+        <w:t>22 years in diversified groups — last 7 as Group MD of a USD 5B holding (Banking, Property, Consumer). Listed-company chair experience. Active M&amp;A and portfolio rotation track record (USD 1.4B divestments completed).</w:t>
+      </w:r>
+    </w:p>
+    <w:p>
+      <w:pPr>
+        <w:spacing w:before="160" w:after="40"/>
+      </w:pPr>
+      <w:r>
+        <w:rPr>
+          <w:b/>
+          <w:color w:val="4B5B7C"/>
+          <w:sz w:val="22"/>
+        </w:rPr>
+        <w:t>Strengths</w:t>
+      </w:r>
+    </w:p>
+    <w:p>
+      <w:pPr>
+        <w:pStyle w:val="ListBullet"/>
+        <w:spacing w:after="40"/>
+      </w:pPr>
+      <w:r>
+        <w:rPr>
+          <w:sz w:val="20"/>
+        </w:rPr>
+        <w:t>Portfolio management — proven inorganic-and-organic balancing.</w:t>
+      </w:r>
+    </w:p>
+    <w:p>
+      <w:pPr>
+        <w:pStyle w:val="ListBullet"/>
+        <w:spacing w:after="40"/>
+      </w:pPr>
+      <w:r>
+        <w:rPr>
+          <w:sz w:val="20"/>
+        </w:rPr>
+        <w:t>Capital-markets fluency — strong rapport with sell-side analysts.</w:t>
+      </w:r>
+    </w:p>
+    <w:p>
+      <w:pPr>
+        <w:pStyle w:val="ListBullet"/>
+        <w:spacing w:after="40"/>
+      </w:pPr>
+      <w:r>
+        <w:rPr>
+          <w:sz w:val="20"/>
+        </w:rPr>
+        <w:t>Strategic clarity — articulates simple, ambitious narratives.</w:t>
+      </w:r>
+    </w:p>
+    <w:p>
+      <w:pPr>
+        <w:spacing w:before="160" w:after="40"/>
+      </w:pPr>
+      <w:r>
+        <w:rPr>
+          <w:b/>
+          <w:color w:val="4B5B7C"/>
+          <w:sz w:val="22"/>
+        </w:rPr>
+        <w:t>Considerations</w:t>
+      </w:r>
+    </w:p>
+    <w:p>
+      <w:pPr>
+        <w:pStyle w:val="ListBullet"/>
+        <w:spacing w:after="40"/>
+      </w:pPr>
+      <w:r>
+        <w:rPr>
+          <w:sz w:val="20"/>
+        </w:rPr>
+        <w:t>Operational depth lighter than Candidate A.</w:t>
+      </w:r>
+    </w:p>
+    <w:p>
+      <w:pPr>
+        <w:pStyle w:val="ListBullet"/>
+        <w:spacing w:after="40"/>
+      </w:pPr>
+      <w:r>
+        <w:rPr>
+          <w:sz w:val="20"/>
+        </w:rPr>
+        <w:t>Profile high; potentially viewed as 'CEO-in-waiting' externally.</w:t>
+      </w:r>
+    </w:p>
+    <w:p>
+      <w:pPr>
+        <w:spacing w:before="160" w:after="40"/>
+      </w:pPr>
+      <w:r>
+        <w:rPr>
+          <w:b/>
+          <w:color w:val="4B5B7C"/>
+          <w:sz w:val="22"/>
+        </w:rPr>
+        <w:t>Reference checks</w:t>
+      </w:r>
+    </w:p>
+    <w:p>
+      <w:pPr>
+        <w:spacing w:after="80"/>
+      </w:pPr>
+      <w:r>
+        <w:rPr>
+          <w:i w:val="0"/>
+          <w:sz w:val="20"/>
+        </w:rPr>
+        <w:t>Three professional references identified per candidate; pending direct outreach. Two character references on file.</w:t>
+      </w:r>
+    </w:p>
+    <w:p>
+      <w:pPr>
+        <w:spacing w:before="240" w:after="80"/>
+      </w:pPr>
+      <w:r>
+        <w:rPr>
+          <w:b/>
+          <w:color w:val="1F2D55"/>
+          <w:sz w:val="26"/>
+        </w:rPr>
+        <w:t>Candidate 3 — Candidate C — Ms Priya Sundaram</w:t>
+      </w:r>
+    </w:p>
+    <w:p>
+      <w:pPr>
+        <w:spacing w:after="40"/>
+      </w:pPr>
+      <w:r>
+        <w:rPr>
+          <w:b/>
+          <w:color w:val="1F2D55"/>
+          <w:sz w:val="20"/>
+        </w:rPr>
+        <w:t xml:space="preserve">Current role:  </w:t>
+      </w:r>
+      <w:r>
+        <w:rPr>
+          <w:sz w:val="20"/>
+        </w:rPr>
+        <w:t>Group CSO (FMCG conglomerate)</w:t>
+      </w:r>
+    </w:p>
+    <w:p>
+      <w:pPr>
+        <w:spacing w:after="40"/>
+      </w:pPr>
+      <w:r>
+        <w:rPr>
+          <w:b/>
+          <w:color w:val="1F2D55"/>
+          <w:sz w:val="20"/>
+        </w:rPr>
+        <w:t xml:space="preserve">Qualifications:  </w:t>
+      </w:r>
+      <w:r>
+        <w:rPr>
+          <w:sz w:val="20"/>
+        </w:rPr>
+        <w:t>MBA Stanford; BA Princeton (Economics).</w:t>
+      </w:r>
+    </w:p>
+    <w:p>
+      <w:pPr>
+        <w:spacing w:after="80"/>
+      </w:pPr>
+      <w:r>
+        <w:rPr>
+          <w:i w:val="0"/>
+          <w:sz w:val="20"/>
+        </w:rPr>
+        <w:t>16 years strategy / M&amp;A leadership. Currently Group CSO; previously partner at McKinsey Singapore. Led 3 transformational programmes; chairs the Innovation Council. Active board director on a Singapore-listed name.</w:t>
+      </w:r>
+    </w:p>
+    <w:p>
+      <w:pPr>
+        <w:spacing w:before="160" w:after="40"/>
+      </w:pPr>
+      <w:r>
+        <w:rPr>
+          <w:b/>
+          <w:color w:val="4B5B7C"/>
+          <w:sz w:val="22"/>
+        </w:rPr>
+        <w:t>Strengths</w:t>
+      </w:r>
+    </w:p>
+    <w:p>
+      <w:pPr>
+        <w:pStyle w:val="ListBullet"/>
+        <w:spacing w:after="40"/>
+      </w:pPr>
+      <w:r>
+        <w:rPr>
+          <w:sz w:val="20"/>
+        </w:rPr>
+        <w:t>Strategic depth — exceptional analytical and storytelling toolkit.</w:t>
+      </w:r>
+    </w:p>
+    <w:p>
+      <w:pPr>
+        <w:pStyle w:val="ListBullet"/>
+        <w:spacing w:after="40"/>
+      </w:pPr>
+      <w:r>
+        <w:rPr>
+          <w:sz w:val="20"/>
+        </w:rPr>
+        <w:t>Network — strong external relationships in PE / venture / advisory.</w:t>
+      </w:r>
+    </w:p>
+    <w:p>
+      <w:pPr>
+        <w:pStyle w:val="ListBullet"/>
+        <w:spacing w:after="40"/>
+      </w:pPr>
+      <w:r>
+        <w:rPr>
+          <w:sz w:val="20"/>
+        </w:rPr>
+        <w:t>Energy and intellectual horsepower of a peer-group standout.</w:t>
+      </w:r>
+    </w:p>
+    <w:p>
+      <w:pPr>
+        <w:spacing w:before="160" w:after="40"/>
+      </w:pPr>
+      <w:r>
+        <w:rPr>
+          <w:b/>
+          <w:color w:val="4B5B7C"/>
+          <w:sz w:val="22"/>
+        </w:rPr>
+        <w:t>Considerations</w:t>
+      </w:r>
+    </w:p>
+    <w:p>
+      <w:pPr>
+        <w:pStyle w:val="ListBullet"/>
+        <w:spacing w:after="40"/>
+      </w:pPr>
+      <w:r>
+        <w:rPr>
+          <w:sz w:val="20"/>
+        </w:rPr>
+        <w:t>Operating-line accountability shorter than Candidates A and B.</w:t>
+      </w:r>
+    </w:p>
+    <w:p>
+      <w:pPr>
+        <w:pStyle w:val="ListBullet"/>
+        <w:spacing w:after="40"/>
+      </w:pPr>
+      <w:r>
+        <w:rPr>
+          <w:sz w:val="20"/>
+        </w:rPr>
+        <w:t>Has expressed preference for Singapore base; willing to relocate.</w:t>
+      </w:r>
+    </w:p>
+    <w:p>
+      <w:pPr>
+        <w:spacing w:before="160" w:after="40"/>
+      </w:pPr>
+      <w:r>
+        <w:rPr>
+          <w:b/>
+          <w:color w:val="4B5B7C"/>
+          <w:sz w:val="22"/>
+        </w:rPr>
+        <w:t>Reference checks</w:t>
+      </w:r>
+    </w:p>
+    <w:p>
+      <w:pPr>
+        <w:spacing w:after="80"/>
+      </w:pPr>
+      <w:r>
+        <w:rPr>
+          <w:i w:val="0"/>
+          <w:sz w:val="20"/>
+        </w:rPr>
+        <w:t>Three professional references identified per candidate; pending direct outreach. Two character references on file.</w:t>
+      </w:r>
+    </w:p>
+    <w:p>
+      <w:pPr>
+        <w:spacing w:before="240" w:after="80"/>
+      </w:pPr>
+      <w:r>
+        <w:rPr>
+          <w:b/>
+          <w:color w:val="1F2D55"/>
+          <w:sz w:val="26"/>
+        </w:rPr>
+        <w:t>Comparative summary</w:t>
       </w:r>
     </w:p>
     <w:tbl>
       <w:tblPr>
-        <w:tblStyle w:val="TableGrid"/>
+        <w:tblStyle w:val="LightGrid-Accent1"/>
         <w:tblW w:type="auto" w:w="0"/>
         <w:tblLook w:firstColumn="1" w:firstRow="1" w:lastColumn="0" w:lastRow="0" w:noHBand="0" w:noVBand="1" w:val="04A0"/>
       </w:tblPr>
       <w:tblGrid>
-        <w:gridCol w:w="9406"/>
+        <w:gridCol w:w="1728"/>
+        <w:gridCol w:w="1728"/>
+        <w:gridCol w:w="1728"/>
+        <w:gridCol w:w="1728"/>
+        <w:gridCol w:w="1728"/>
       </w:tblGrid>
       <w:tr>
         <w:tc>
           <w:tcPr>
-            <w:tcW w:type="dxa" w:w="9406"/>
-            <w:shd w:val="clear" w:color="auto" w:fill="E6F9F2"/>
+            <w:tcW w:type="dxa" w:w="1728"/>
+            <w:shd w:val="clear" w:color="auto" w:fill="1F2D55"/>
           </w:tcPr>
           <w:p>
             <w:r>
               <w:rPr>
-                <w:i/>
+                <w:b/>
+                <w:color w:val="FFFFFF"/>
                 <w:sz w:val="18"/>
               </w:rPr>
-              <w:t>💡 This file is your data source. Attach it to Word Copilot when populating the Offer Letter Template.</w:t>
+              <w:t>Criterion</w:t>
+            </w:r>
+          </w:p>
+        </w:tc>
+        <w:tc>
+          <w:tcPr>
+            <w:tcW w:type="dxa" w:w="1728"/>
+            <w:shd w:val="clear" w:color="auto" w:fill="1F2D55"/>
+          </w:tcPr>
+          <w:p>
+            <w:r>
+              <w:rPr>
+                <w:b/>
+                <w:color w:val="FFFFFF"/>
+                <w:sz w:val="18"/>
+              </w:rPr>
+              <w:t>Weight</w:t>
+            </w:r>
+          </w:p>
+        </w:tc>
+        <w:tc>
+          <w:tcPr>
+            <w:tcW w:type="dxa" w:w="1728"/>
+            <w:shd w:val="clear" w:color="auto" w:fill="1F2D55"/>
+          </w:tcPr>
+          <w:p>
+            <w:r>
+              <w:rPr>
+                <w:b/>
+                <w:color w:val="FFFFFF"/>
+                <w:sz w:val="18"/>
+              </w:rPr>
+              <w:t>Candidate A</w:t>
+            </w:r>
+          </w:p>
+        </w:tc>
+        <w:tc>
+          <w:tcPr>
+            <w:tcW w:type="dxa" w:w="1728"/>
+            <w:shd w:val="clear" w:color="auto" w:fill="1F2D55"/>
+          </w:tcPr>
+          <w:p>
+            <w:r>
+              <w:rPr>
+                <w:b/>
+                <w:color w:val="FFFFFF"/>
+                <w:sz w:val="18"/>
+              </w:rPr>
+              <w:t>Candidate B</w:t>
+            </w:r>
+          </w:p>
+        </w:tc>
+        <w:tc>
+          <w:tcPr>
+            <w:tcW w:type="dxa" w:w="1728"/>
+            <w:shd w:val="clear" w:color="auto" w:fill="1F2D55"/>
+          </w:tcPr>
+          <w:p>
+            <w:r>
+              <w:rPr>
+                <w:b/>
+                <w:color w:val="FFFFFF"/>
+                <w:sz w:val="18"/>
+              </w:rPr>
+              <w:t>Candidate C</w:t>
+            </w:r>
+          </w:p>
+        </w:tc>
+      </w:tr>
+      <w:tr>
+        <w:tc>
+          <w:tcPr>
+            <w:tcW w:type="dxa" w:w="1728"/>
+          </w:tcPr>
+          <w:p>
+            <w:r>
+              <w:rPr>
+                <w:sz w:val="18"/>
+              </w:rPr>
+              <w:t>Operating leadership</w:t>
+            </w:r>
+          </w:p>
+        </w:tc>
+        <w:tc>
+          <w:tcPr>
+            <w:tcW w:type="dxa" w:w="1728"/>
+          </w:tcPr>
+          <w:p>
+            <w:r>
+              <w:rPr>
+                <w:sz w:val="18"/>
+              </w:rPr>
+              <w:t>25%</w:t>
+            </w:r>
+          </w:p>
+        </w:tc>
+        <w:tc>
+          <w:tcPr>
+            <w:tcW w:type="dxa" w:w="1728"/>
+          </w:tcPr>
+          <w:p>
+            <w:r>
+              <w:rPr>
+                <w:sz w:val="18"/>
+              </w:rPr>
+              <w:t>9/10</w:t>
+            </w:r>
+          </w:p>
+        </w:tc>
+        <w:tc>
+          <w:tcPr>
+            <w:tcW w:type="dxa" w:w="1728"/>
+          </w:tcPr>
+          <w:p>
+            <w:r>
+              <w:rPr>
+                <w:sz w:val="18"/>
+              </w:rPr>
+              <w:t>7/10</w:t>
+            </w:r>
+          </w:p>
+        </w:tc>
+        <w:tc>
+          <w:tcPr>
+            <w:tcW w:type="dxa" w:w="1728"/>
+          </w:tcPr>
+          <w:p>
+            <w:r>
+              <w:rPr>
+                <w:sz w:val="18"/>
+              </w:rPr>
+              <w:t>6/10</w:t>
+            </w:r>
+          </w:p>
+        </w:tc>
+      </w:tr>
+      <w:tr>
+        <w:tc>
+          <w:tcPr>
+            <w:tcW w:type="dxa" w:w="1728"/>
+          </w:tcPr>
+          <w:p>
+            <w:r>
+              <w:rPr>
+                <w:sz w:val="18"/>
+              </w:rPr>
+              <w:t>Strategic clarity</w:t>
+            </w:r>
+          </w:p>
+        </w:tc>
+        <w:tc>
+          <w:tcPr>
+            <w:tcW w:type="dxa" w:w="1728"/>
+          </w:tcPr>
+          <w:p>
+            <w:r>
+              <w:rPr>
+                <w:sz w:val="18"/>
+              </w:rPr>
+              <w:t>20%</w:t>
+            </w:r>
+          </w:p>
+        </w:tc>
+        <w:tc>
+          <w:tcPr>
+            <w:tcW w:type="dxa" w:w="1728"/>
+          </w:tcPr>
+          <w:p>
+            <w:r>
+              <w:rPr>
+                <w:sz w:val="18"/>
+              </w:rPr>
+              <w:t>7/10</w:t>
+            </w:r>
+          </w:p>
+        </w:tc>
+        <w:tc>
+          <w:tcPr>
+            <w:tcW w:type="dxa" w:w="1728"/>
+          </w:tcPr>
+          <w:p>
+            <w:r>
+              <w:rPr>
+                <w:sz w:val="18"/>
+              </w:rPr>
+              <w:t>9/10</w:t>
+            </w:r>
+          </w:p>
+        </w:tc>
+        <w:tc>
+          <w:tcPr>
+            <w:tcW w:type="dxa" w:w="1728"/>
+          </w:tcPr>
+          <w:p>
+            <w:r>
+              <w:rPr>
+                <w:sz w:val="18"/>
+              </w:rPr>
+              <w:t>9/10</w:t>
+            </w:r>
+          </w:p>
+        </w:tc>
+      </w:tr>
+      <w:tr>
+        <w:tc>
+          <w:tcPr>
+            <w:tcW w:type="dxa" w:w="1728"/>
+          </w:tcPr>
+          <w:p>
+            <w:r>
+              <w:rPr>
+                <w:sz w:val="18"/>
+              </w:rPr>
+              <w:t>Talent leadership</w:t>
+            </w:r>
+          </w:p>
+        </w:tc>
+        <w:tc>
+          <w:tcPr>
+            <w:tcW w:type="dxa" w:w="1728"/>
+          </w:tcPr>
+          <w:p>
+            <w:r>
+              <w:rPr>
+                <w:sz w:val="18"/>
+              </w:rPr>
+              <w:t>20%</w:t>
+            </w:r>
+          </w:p>
+        </w:tc>
+        <w:tc>
+          <w:tcPr>
+            <w:tcW w:type="dxa" w:w="1728"/>
+          </w:tcPr>
+          <w:p>
+            <w:r>
+              <w:rPr>
+                <w:sz w:val="18"/>
+              </w:rPr>
+              <w:t>9/10</w:t>
+            </w:r>
+          </w:p>
+        </w:tc>
+        <w:tc>
+          <w:tcPr>
+            <w:tcW w:type="dxa" w:w="1728"/>
+          </w:tcPr>
+          <w:p>
+            <w:r>
+              <w:rPr>
+                <w:sz w:val="18"/>
+              </w:rPr>
+              <w:t>8/10</w:t>
+            </w:r>
+          </w:p>
+        </w:tc>
+        <w:tc>
+          <w:tcPr>
+            <w:tcW w:type="dxa" w:w="1728"/>
+          </w:tcPr>
+          <w:p>
+            <w:r>
+              <w:rPr>
+                <w:sz w:val="18"/>
+              </w:rPr>
+              <w:t>8/10</w:t>
+            </w:r>
+          </w:p>
+        </w:tc>
+      </w:tr>
+      <w:tr>
+        <w:tc>
+          <w:tcPr>
+            <w:tcW w:type="dxa" w:w="1728"/>
+          </w:tcPr>
+          <w:p>
+            <w:r>
+              <w:rPr>
+                <w:sz w:val="18"/>
+              </w:rPr>
+              <w:t>Stakeholder fluency</w:t>
+            </w:r>
+          </w:p>
+        </w:tc>
+        <w:tc>
+          <w:tcPr>
+            <w:tcW w:type="dxa" w:w="1728"/>
+          </w:tcPr>
+          <w:p>
+            <w:r>
+              <w:rPr>
+                <w:sz w:val="18"/>
+              </w:rPr>
+              <w:t>15%</w:t>
+            </w:r>
+          </w:p>
+        </w:tc>
+        <w:tc>
+          <w:tcPr>
+            <w:tcW w:type="dxa" w:w="1728"/>
+          </w:tcPr>
+          <w:p>
+            <w:r>
+              <w:rPr>
+                <w:sz w:val="18"/>
+              </w:rPr>
+              <w:t>7/10</w:t>
+            </w:r>
+          </w:p>
+        </w:tc>
+        <w:tc>
+          <w:tcPr>
+            <w:tcW w:type="dxa" w:w="1728"/>
+          </w:tcPr>
+          <w:p>
+            <w:r>
+              <w:rPr>
+                <w:sz w:val="18"/>
+              </w:rPr>
+              <w:t>9/10</w:t>
+            </w:r>
+          </w:p>
+        </w:tc>
+        <w:tc>
+          <w:tcPr>
+            <w:tcW w:type="dxa" w:w="1728"/>
+          </w:tcPr>
+          <w:p>
+            <w:r>
+              <w:rPr>
+                <w:sz w:val="18"/>
+              </w:rPr>
+              <w:t>8/10</w:t>
+            </w:r>
+          </w:p>
+        </w:tc>
+      </w:tr>
+      <w:tr>
+        <w:tc>
+          <w:tcPr>
+            <w:tcW w:type="dxa" w:w="1728"/>
+          </w:tcPr>
+          <w:p>
+            <w:r>
+              <w:rPr>
+                <w:sz w:val="18"/>
+              </w:rPr>
+              <w:t>Cultural fit</w:t>
+            </w:r>
+          </w:p>
+        </w:tc>
+        <w:tc>
+          <w:tcPr>
+            <w:tcW w:type="dxa" w:w="1728"/>
+          </w:tcPr>
+          <w:p>
+            <w:r>
+              <w:rPr>
+                <w:sz w:val="18"/>
+              </w:rPr>
+              <w:t>10%</w:t>
+            </w:r>
+          </w:p>
+        </w:tc>
+        <w:tc>
+          <w:tcPr>
+            <w:tcW w:type="dxa" w:w="1728"/>
+          </w:tcPr>
+          <w:p>
+            <w:r>
+              <w:rPr>
+                <w:sz w:val="18"/>
+              </w:rPr>
+              <w:t>8/10</w:t>
+            </w:r>
+          </w:p>
+        </w:tc>
+        <w:tc>
+          <w:tcPr>
+            <w:tcW w:type="dxa" w:w="1728"/>
+          </w:tcPr>
+          <w:p>
+            <w:r>
+              <w:rPr>
+                <w:sz w:val="18"/>
+              </w:rPr>
+              <w:t>8/10</w:t>
+            </w:r>
+          </w:p>
+        </w:tc>
+        <w:tc>
+          <w:tcPr>
+            <w:tcW w:type="dxa" w:w="1728"/>
+          </w:tcPr>
+          <w:p>
+            <w:r>
+              <w:rPr>
+                <w:sz w:val="18"/>
+              </w:rPr>
+              <w:t>8/10</w:t>
+            </w:r>
+          </w:p>
+        </w:tc>
+      </w:tr>
+      <w:tr>
+        <w:tc>
+          <w:tcPr>
+            <w:tcW w:type="dxa" w:w="1728"/>
+          </w:tcPr>
+          <w:p>
+            <w:r>
+              <w:rPr>
+                <w:sz w:val="18"/>
+              </w:rPr>
+              <w:t>ESG sensibility</w:t>
+            </w:r>
+          </w:p>
+        </w:tc>
+        <w:tc>
+          <w:tcPr>
+            <w:tcW w:type="dxa" w:w="1728"/>
+          </w:tcPr>
+          <w:p>
+            <w:r>
+              <w:rPr>
+                <w:sz w:val="18"/>
+              </w:rPr>
+              <w:t>5%</w:t>
+            </w:r>
+          </w:p>
+        </w:tc>
+        <w:tc>
+          <w:tcPr>
+            <w:tcW w:type="dxa" w:w="1728"/>
+          </w:tcPr>
+          <w:p>
+            <w:r>
+              <w:rPr>
+                <w:sz w:val="18"/>
+              </w:rPr>
+              <w:t>8/10</w:t>
+            </w:r>
+          </w:p>
+        </w:tc>
+        <w:tc>
+          <w:tcPr>
+            <w:tcW w:type="dxa" w:w="1728"/>
+          </w:tcPr>
+          <w:p>
+            <w:r>
+              <w:rPr>
+                <w:sz w:val="18"/>
+              </w:rPr>
+              <w:t>7/10</w:t>
+            </w:r>
+          </w:p>
+        </w:tc>
+        <w:tc>
+          <w:tcPr>
+            <w:tcW w:type="dxa" w:w="1728"/>
+          </w:tcPr>
+          <w:p>
+            <w:r>
+              <w:rPr>
+                <w:sz w:val="18"/>
+              </w:rPr>
+              <w:t>9/10</w:t>
+            </w:r>
+          </w:p>
+        </w:tc>
+      </w:tr>
+      <w:tr>
+        <w:tc>
+          <w:tcPr>
+            <w:tcW w:type="dxa" w:w="1728"/>
+          </w:tcPr>
+          <w:p>
+            <w:r>
+              <w:rPr>
+                <w:sz w:val="18"/>
+              </w:rPr>
+              <w:t>Total (weighted)</w:t>
+            </w:r>
+          </w:p>
+        </w:tc>
+        <w:tc>
+          <w:tcPr>
+            <w:tcW w:type="dxa" w:w="1728"/>
+          </w:tcPr>
+          <w:p>
+            <w:r>
+              <w:rPr>
+                <w:sz w:val="18"/>
+              </w:rPr>
+              <w:t>100%</w:t>
+            </w:r>
+          </w:p>
+        </w:tc>
+        <w:tc>
+          <w:tcPr>
+            <w:tcW w:type="dxa" w:w="1728"/>
+          </w:tcPr>
+          <w:p>
+            <w:r>
+              <w:rPr>
+                <w:sz w:val="18"/>
+              </w:rPr>
+              <w:t>8.1</w:t>
+            </w:r>
+          </w:p>
+        </w:tc>
+        <w:tc>
+          <w:tcPr>
+            <w:tcW w:type="dxa" w:w="1728"/>
+          </w:tcPr>
+          <w:p>
+            <w:r>
+              <w:rPr>
+                <w:sz w:val="18"/>
+              </w:rPr>
+              <w:t>8.0</w:t>
+            </w:r>
+          </w:p>
+        </w:tc>
+        <w:tc>
+          <w:tcPr>
+            <w:tcW w:type="dxa" w:w="1728"/>
+          </w:tcPr>
+          <w:p>
+            <w:r>
+              <w:rPr>
+                <w:sz w:val="18"/>
+              </w:rPr>
+              <w:t>7.6</w:t>
             </w:r>
           </w:p>
         </w:tc>
       </w:tr>
     </w:tbl>
-    <w:p/>
     <w:p>
       <w:pPr>
-        <w:spacing w:before="200" w:after="80"/>
+        <w:spacing w:before="240" w:after="80"/>
       </w:pPr>
       <w:r>
         <w:rPr>
           <w:b/>
-          <w:color w:val="1E3A5F"/>
-          <w:sz w:val="22"/>
+          <w:color w:val="1F2D55"/>
+          <w:sz w:val="26"/>
         </w:rPr>
-        <w:t>Personal Information</w:t>
+        <w:t>Recommendation to HR Committee</w:t>
       </w:r>
     </w:p>
     <w:p>
       <w:pPr>
-        <w:spacing w:before="0" w:after="60"/>
+        <w:spacing w:after="80"/>
       </w:pPr>
       <w:r>
         <w:rPr>
-          <w:b/>
-          <w:sz w:val="22"/>
+          <w:i w:val="0"/>
+          <w:sz w:val="20"/>
         </w:rPr>
-        <w:t xml:space="preserve">Full Name: </w:t>
-      </w:r>
-      <w:r>
-        <w:rPr>
-          <w:sz w:val="22"/>
-        </w:rPr>
-        <w:t>Ahmad Faiz bin Rashid</w:t>
+        <w:t>Recommend progressing Candidates A and B to final-round interviews with the Chair and the GroupExCo. Candidate C is held in reserve subject to outcome. Comp Committee to align compensation envelope before final offers.</w:t>
       </w:r>
     </w:p>
     <w:p>
       <w:pPr>
-        <w:spacing w:before="0" w:after="60"/>
+        <w:jc w:val="center"/>
       </w:pPr>
       <w:r>
         <w:rPr>
-          <w:b/>
-          <w:sz w:val="22"/>
+          <w:i/>
+          <w:color w:val="9CA3AF"/>
+          <w:sz w:val="16"/>
         </w:rPr>
-        <w:t xml:space="preserve">NRIC No.: </w:t>
-      </w:r>
-      <w:r>
-        <w:rPr>
-          <w:sz w:val="22"/>
-        </w:rPr>
-        <w:t>890215-14-5671</w:t>
-      </w:r>
-    </w:p>
-    <w:p>
-      <w:pPr>
-        <w:spacing w:before="0" w:after="60"/>
-      </w:pPr>
-      <w:r>
-        <w:rPr>
-          <w:b/>
-          <w:sz w:val="22"/>
-        </w:rPr>
-        <w:t xml:space="preserve">Nationality: </w:t>
-      </w:r>
-      <w:r>
-        <w:rPr>
-          <w:sz w:val="22"/>
-        </w:rPr>
-        <w:t>Malaysian</w:t>
-      </w:r>
-    </w:p>
-    <w:p>
-      <w:pPr>
-        <w:spacing w:before="0" w:after="60"/>
-      </w:pPr>
-      <w:r>
-        <w:rPr>
-          <w:b/>
-          <w:sz w:val="22"/>
-        </w:rPr>
-        <w:t xml:space="preserve">Mobile: </w:t>
-      </w:r>
-      <w:r>
-        <w:rPr>
-          <w:sz w:val="22"/>
-        </w:rPr>
-        <w:t>+60 12-345 6789</w:t>
-      </w:r>
-    </w:p>
-    <w:p>
-      <w:pPr>
-        <w:spacing w:before="0" w:after="60"/>
-      </w:pPr>
-      <w:r>
-        <w:rPr>
-          <w:b/>
-          <w:sz w:val="22"/>
-        </w:rPr>
-        <w:t xml:space="preserve">Personal Email: </w:t>
-      </w:r>
-      <w:r>
-        <w:rPr>
-          <w:sz w:val="22"/>
-        </w:rPr>
-        <w:t>ahmadfaiz89@gmail.com</w:t>
-      </w:r>
-    </w:p>
-    <w:p>
-      <w:pPr>
-        <w:spacing w:before="0" w:after="60"/>
-      </w:pPr>
-      <w:r>
-        <w:rPr>
-          <w:b/>
-          <w:sz w:val="22"/>
-        </w:rPr>
-        <w:t xml:space="preserve">Home Address: </w:t>
-      </w:r>
-      <w:r>
-        <w:rPr>
-          <w:sz w:val="22"/>
-        </w:rPr>
-        <w:t>No. 12-A, Jalan PJU 1/45, Aman Suria, Petaling Jaya, 47300 Selangor</w:t>
-      </w:r>
-    </w:p>
-    <w:p>
-      <w:pPr>
-        <w:spacing w:before="200" w:after="80"/>
-      </w:pPr>
-      <w:r>
-        <w:rPr>
-          <w:b/>
-          <w:color w:val="1E3A5F"/>
-          <w:sz w:val="22"/>
-        </w:rPr>
-        <w:t>Offer Details</w:t>
-      </w:r>
-    </w:p>
-    <w:p>
-      <w:pPr>
-        <w:spacing w:before="0" w:after="60"/>
-      </w:pPr>
-      <w:r>
-        <w:rPr>
-          <w:b/>
-          <w:sz w:val="22"/>
-        </w:rPr>
-        <w:t xml:space="preserve">Job Title: </w:t>
-      </w:r>
-      <w:r>
-        <w:rPr>
-          <w:sz w:val="22"/>
-        </w:rPr>
-        <w:t>Senior HR Business Partner</w:t>
-      </w:r>
-    </w:p>
-    <w:p>
-      <w:pPr>
-        <w:spacing w:before="0" w:after="60"/>
-      </w:pPr>
-      <w:r>
-        <w:rPr>
-          <w:b/>
-          <w:sz w:val="22"/>
-        </w:rPr>
-        <w:t xml:space="preserve">Department: </w:t>
-      </w:r>
-      <w:r>
-        <w:rPr>
-          <w:sz w:val="22"/>
-        </w:rPr>
-        <w:t>Human Resources</w:t>
-      </w:r>
-    </w:p>
-    <w:p>
-      <w:pPr>
-        <w:spacing w:before="0" w:after="60"/>
-      </w:pPr>
-      <w:r>
-        <w:rPr>
-          <w:b/>
-          <w:sz w:val="22"/>
-        </w:rPr>
-        <w:t xml:space="preserve">Grade: </w:t>
-      </w:r>
-      <w:r>
-        <w:rPr>
-          <w:sz w:val="22"/>
-        </w:rPr>
-        <w:t>M3 (Manager Band)</w:t>
-      </w:r>
-    </w:p>
-    <w:p>
-      <w:pPr>
-        <w:spacing w:before="0" w:after="60"/>
-      </w:pPr>
-      <w:r>
-        <w:rPr>
-          <w:b/>
-          <w:sz w:val="22"/>
-        </w:rPr>
-        <w:t xml:space="preserve">Reporting To: </w:t>
-      </w:r>
-      <w:r>
-        <w:rPr>
-          <w:sz w:val="22"/>
-        </w:rPr>
-        <w:t>Puan Suraya binti Hassan, Head of HR Operations</w:t>
-      </w:r>
-    </w:p>
-    <w:p>
-      <w:pPr>
-        <w:spacing w:before="0" w:after="60"/>
-      </w:pPr>
-      <w:r>
-        <w:rPr>
-          <w:b/>
-          <w:sz w:val="22"/>
-        </w:rPr>
-        <w:t xml:space="preserve">Work Location: </w:t>
-      </w:r>
-      <w:r>
-        <w:rPr>
-          <w:sz w:val="22"/>
-        </w:rPr>
-        <w:t>Menara Zava, Kuala Lumpur (WFH: 2 days/week)</w:t>
-      </w:r>
-    </w:p>
-    <w:p>
-      <w:pPr>
-        <w:spacing w:before="0" w:after="60"/>
-      </w:pPr>
-      <w:r>
-        <w:rPr>
-          <w:b/>
-          <w:sz w:val="22"/>
-        </w:rPr>
-        <w:t xml:space="preserve">Proposed Start Date: </w:t>
-      </w:r>
-      <w:r>
-        <w:rPr>
-          <w:sz w:val="22"/>
-        </w:rPr>
-        <w:t>2 June 2026</w:t>
-      </w:r>
-    </w:p>
-    <w:p>
-      <w:pPr>
-        <w:spacing w:before="0" w:after="60"/>
-      </w:pPr>
-      <w:r>
-        <w:rPr>
-          <w:b/>
-          <w:sz w:val="22"/>
-        </w:rPr>
-        <w:t xml:space="preserve">Letter Date: </w:t>
-      </w:r>
-      <w:r>
-        <w:rPr>
-          <w:sz w:val="22"/>
-        </w:rPr>
-        <w:t>5 May 2026</w:t>
-      </w:r>
-    </w:p>
-    <w:p>
-      <w:pPr>
-        <w:spacing w:before="0" w:after="60"/>
-      </w:pPr>
-      <w:r>
-        <w:rPr>
-          <w:b/>
-          <w:sz w:val="22"/>
-        </w:rPr>
-        <w:t xml:space="preserve">Acceptance Deadline: </w:t>
-      </w:r>
-      <w:r>
-        <w:rPr>
-          <w:sz w:val="22"/>
-        </w:rPr>
-        <w:t>12 May 2026</w:t>
-      </w:r>
-    </w:p>
-    <w:p>
-      <w:pPr>
-        <w:spacing w:before="200" w:after="80"/>
-      </w:pPr>
-      <w:r>
-        <w:rPr>
-          <w:b/>
-          <w:color w:val="1E3A5F"/>
-          <w:sz w:val="22"/>
-        </w:rPr>
-        <w:t>Compensation Package</w:t>
-      </w:r>
-    </w:p>
-    <w:p>
-      <w:pPr>
-        <w:spacing w:before="0" w:after="60"/>
-      </w:pPr>
-      <w:r>
-        <w:rPr>
-          <w:b/>
-          <w:sz w:val="22"/>
-        </w:rPr>
-        <w:t xml:space="preserve">Basic Monthly Salary: </w:t>
-      </w:r>
-      <w:r>
-        <w:rPr>
-          <w:sz w:val="22"/>
-        </w:rPr>
-        <w:t>RM 9,500</w:t>
-      </w:r>
-    </w:p>
-    <w:p>
-      <w:pPr>
-        <w:spacing w:before="0" w:after="60"/>
-      </w:pPr>
-      <w:r>
-        <w:rPr>
-          <w:b/>
-          <w:sz w:val="22"/>
-        </w:rPr>
-        <w:t xml:space="preserve">Annual Leave: </w:t>
-      </w:r>
-      <w:r>
-        <w:rPr>
-          <w:sz w:val="22"/>
-        </w:rPr>
-        <w:t>16 days per year</w:t>
-      </w:r>
-    </w:p>
-    <w:p>
-      <w:pPr>
-        <w:spacing w:before="0" w:after="60"/>
-      </w:pPr>
-      <w:r>
-        <w:rPr>
-          <w:b/>
-          <w:sz w:val="22"/>
-        </w:rPr>
-        <w:t xml:space="preserve">Medical Benefit: </w:t>
-      </w:r>
-      <w:r>
-        <w:rPr>
-          <w:sz w:val="22"/>
-        </w:rPr>
-        <w:t>Panel clinic (employee + spouse) + RM 3,000 hospitalisation cover</w:t>
-      </w:r>
-    </w:p>
-    <w:p>
-      <w:pPr>
-        <w:spacing w:before="0" w:after="60"/>
-      </w:pPr>
-      <w:r>
-        <w:rPr>
-          <w:b/>
-          <w:sz w:val="22"/>
-        </w:rPr>
-        <w:t xml:space="preserve">Meal Allowance: </w:t>
-      </w:r>
-      <w:r>
-        <w:rPr>
-          <w:sz w:val="22"/>
-        </w:rPr>
-        <w:t>RM 300 per month</w:t>
-      </w:r>
-    </w:p>
-    <w:p>
-      <w:pPr>
-        <w:spacing w:before="200" w:after="80"/>
-      </w:pPr>
-      <w:r>
-        <w:rPr>
-          <w:b/>
-          <w:color w:val="1E3A5F"/>
-          <w:sz w:val="22"/>
-        </w:rPr>
-        <w:t>Recruitment Notes</w:t>
-      </w:r>
-    </w:p>
-    <w:p>
-      <w:pPr>
-        <w:spacing w:before="0" w:after="60"/>
-      </w:pPr>
-      <w:r>
-        <w:rPr>
-          <w:b/>
-          <w:sz w:val="22"/>
-        </w:rPr>
-        <w:t xml:space="preserve">Interviewed By: </w:t>
-      </w:r>
-      <w:r>
-        <w:rPr>
-          <w:sz w:val="22"/>
-        </w:rPr>
-        <w:t>Puan Suraya Hassan + Group CHRO</w:t>
-      </w:r>
-    </w:p>
-    <w:p>
-      <w:pPr>
-        <w:spacing w:before="0" w:after="60"/>
-      </w:pPr>
-      <w:r>
-        <w:rPr>
-          <w:b/>
-          <w:sz w:val="22"/>
-        </w:rPr>
-        <w:t xml:space="preserve">Reference Checks: </w:t>
-      </w:r>
-      <w:r>
-        <w:rPr>
-          <w:sz w:val="22"/>
-        </w:rPr>
-        <w:t>Cleared (3 referees confirmed)</w:t>
-      </w:r>
-    </w:p>
-    <w:p>
-      <w:pPr>
-        <w:spacing w:before="0" w:after="60"/>
-      </w:pPr>
-      <w:r>
-        <w:rPr>
-          <w:b/>
-          <w:sz w:val="22"/>
-        </w:rPr>
-        <w:t xml:space="preserve">Background Check: </w:t>
-      </w:r>
-      <w:r>
-        <w:rPr>
-          <w:sz w:val="22"/>
-        </w:rPr>
-        <w:t>CTOS pending — expected clear by 9 May 2026</w:t>
-      </w:r>
-    </w:p>
-    <w:p>
-      <w:pPr>
-        <w:spacing w:before="0" w:after="60"/>
-      </w:pPr>
-      <w:r>
-        <w:rPr>
-          <w:b/>
-          <w:sz w:val="22"/>
-        </w:rPr>
-        <w:t xml:space="preserve">Approved By: </w:t>
-      </w:r>
-      <w:r>
-        <w:rPr>
-          <w:sz w:val="22"/>
-        </w:rPr>
-        <w:t>Group CHRO on 2 May 2026</w:t>
+        <w:t>— END OF DOCUMENT —</w:t>
       </w:r>
     </w:p>
     <w:sectPr>
       <w:pgSz w:w="12240" w:h="15840"/>
-      <w:pgMar w:top="1134" w:right="1417" w:bottom="1134" w:left="1417" w:header="720" w:footer="720" w:gutter="0"/>
+      <w:pgMar w:top="1440" w:right="1800" w:bottom="1440" w:left="1800" w:header="720" w:footer="720" w:gutter="0"/>
       <w:cols w:space="720"/>
       <w:docGrid w:linePitch="360"/>
     </w:sectPr>
